--- a/DE_CUONG_BAI_TAP_LON_AGRISENSE.docx
+++ b/DE_CUONG_BAI_TAP_LON_AGRISENSE.docx
@@ -140,7 +140,7 @@
                 </mc:Choice>
                 <mc:Fallback>
                   <w:pict>
-                    <v:line w14:anchorId="7AEF12C8" id="Straight Connector 1" o:spid="_x0000_s1026" style="position:absolute;z-index:251658240;visibility:visible;mso-wrap-style:square;mso-wrap-distance-left:9pt;mso-wrap-distance-top:0;mso-wrap-distance-right:9pt;mso-wrap-distance-bottom:0;mso-position-horizontal:absolute;mso-position-horizontal-relative:text;mso-position-vertical:absolute;mso-position-vertical-relative:text" from="169.5pt,3.05pt" to="263.3pt,3.05pt" o:gfxdata="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" strokecolor="black [3040]"/>
+                    <v:line w14:anchorId="6384072B" id="Straight Connector 1" o:spid="_x0000_s1026" style="position:absolute;z-index:251658240;visibility:visible;mso-wrap-style:square;mso-wrap-distance-left:9pt;mso-wrap-distance-top:0;mso-wrap-distance-right:9pt;mso-wrap-distance-bottom:0;mso-position-horizontal:absolute;mso-position-horizontal-relative:text;mso-position-vertical:absolute;mso-position-vertical-relative:text" from="169.5pt,3.05pt" to="263.3pt,3.05pt" o:gfxdata="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" strokecolor="black [3040]"/>
                   </w:pict>
                 </mc:Fallback>
               </mc:AlternateContent>
@@ -286,23 +286,6 @@
                 <w:szCs w:val="32"/>
               </w:rPr>
               <w:t>BÀI TẬP LỚN</w:t>
-            </w:r>
-          </w:p>
-          <w:p>
-            <w:pPr>
-              <w:spacing w:line="312" w:lineRule="auto"/>
-              <w:jc w:val="center"/>
-              <w:rPr>
-                <w:i/>
-                <w:szCs w:val="28"/>
-              </w:rPr>
-            </w:pPr>
-            <w:r>
-              <w:rPr>
-                <w:i/>
-                <w:szCs w:val="28"/>
-              </w:rPr>
-              <w:t>(Cỡ chữ 16)</w:t>
             </w:r>
           </w:p>
           <w:p>
@@ -571,6 +554,16 @@
               <w:rPr>
                 <w:b/>
                 <w:szCs w:val="28"/>
+                <w:lang w:val="vi-VN"/>
+              </w:rPr>
+            </w:pPr>
+          </w:p>
+          <w:p>
+            <w:pPr>
+              <w:jc w:val="center"/>
+              <w:rPr>
+                <w:b/>
+                <w:szCs w:val="28"/>
               </w:rPr>
             </w:pPr>
             <w:r>
@@ -641,6 +634,14 @@
     </w:p>
     <w:sdt>
       <w:sdtPr>
+        <w:rPr>
+          <w:rFonts w:eastAsiaTheme="minorEastAsia" w:cstheme="minorBidi"/>
+          <w:b w:val="0"/>
+          <w:bCs w:val="0"/>
+          <w:color w:val="auto"/>
+          <w:sz w:val="28"/>
+          <w:szCs w:val="22"/>
+        </w:rPr>
         <w:id w:val="-422801295"/>
         <w:docPartObj>
           <w:docPartGallery w:val="Table of Contents"/>
@@ -649,11 +650,7 @@
       </w:sdtPr>
       <w:sdtEndPr>
         <w:rPr>
-          <w:rFonts w:eastAsiaTheme="minorEastAsia" w:cstheme="minorBidi"/>
           <w:noProof/>
-          <w:color w:val="auto"/>
-          <w:sz w:val="28"/>
-          <w:szCs w:val="22"/>
         </w:rPr>
       </w:sdtEndPr>
       <w:sdtContent>
@@ -4339,6 +4336,9 @@
       <w:bookmarkEnd w:id="9"/>
     </w:p>
     <w:p>
+      <w:pPr>
+        <w:ind w:firstLine="720"/>
+      </w:pPr>
       <w:r>
         <w:t>Thương mại điện tử (E-Commerce) nông nghiệp là quá trình ứng dụng công nghệ thông tin và truyền thông kỹ thuật số vào mọi khâu từ giới thiệu, tiếp thị, đặt hàng, thanh toán đến truy xuất nguồn gốc nông sản. Đặc thù của nông sản sạch đòi hỏi tính tức thời cao về mặt thông tin chất lượng, ngày thu hoạch và điều kiện bảo quản. Việc áp dụng các chuẩn thực hành nông nghiệp tốt như VietGAP, GlobalGAP đòi hỏi dữ liệu nhật ký canh tác phải được liên kết chặt chẽ với từng lô hàng lưu thông trên thị trường.</w:t>
       </w:r>
@@ -4354,6 +4354,9 @@
       <w:bookmarkEnd w:id="10"/>
     </w:p>
     <w:p>
+      <w:pPr>
+        <w:ind w:firstLine="360"/>
+      </w:pPr>
       <w:r>
         <w:t>Khảo sát các nền tảng thương mại điện tử hiện nay (Shopee, Tiki, Lazada, Bách Hóa Xanh online, Sói Biển) cho thấy:</w:t>
       </w:r>
